--- a/data/ai_paras/AI_para_43.docx
+++ b/data/ai_paras/AI_para_43.docx
@@ -4,7 +4,7 @@
   <w:body>
     <w:p>
       <w:r>
-        <w:t>Examining various cases of influencer marketing reveals patterns in how endorsements can effectively increase product sales and brand visibility. For instance, a study investigating the impact of influencer marketing on small and medium enterprises (SMEs) highlighted its potential to significantly enhance brand awareness and sales by connecting with engaged audiences (Ref-u630604). Influencers can bridge the gap between brands and consumers, creating a unique appeal that traditional marketing strategies might lack. However, not all influencer campaigns yield positive outcomes; as reported by Waltenrath et al., the "vampire effect" can occur when the presence of an influencer overshadows the product itself, leading to reduced economic value from the engagement (Ref-u630604). This suggests that while influencer marketing is a strategic tool for enhancing brand visibility, its execution must be carefully managed to avoid diverting consumer attention away from the core product.</w:t>
+        <w:t>Additionally, social proof plays a crucial role in shaping consumer behavior on social media platforms. This phenomenon, where individuals look to the behaviors and opinions of others to inform their own decisions, is particularly powerful online due to the visibility of consumer interactions and endorsements. Platforms like Instagram and Facebook amplify social proof through mechanisms such as likes, shares, and comments, which serve as indicators of a product's popularity and reliability. The mediation analysis conducted by Ardiansyah and Sarwoko highlights that while brand awareness alone may not directly influence purchase decisions, the collective actions and opinions of peers can sway consumer behavior significantly (Ref-s994941). Thus, social media marketing leverages social proof to enhance consumer trust and encourage purchase decisions, demonstrating its profound impact on modern consumer behavior dynamics.</w:t>
       </w:r>
     </w:p>
     <w:sectPr>
